--- a/cryptographic_protocols/docs/reports/lab_01_dh/Ковалев Д.П. ВКБ43 1 лаба.docx
+++ b/cryptographic_protocols/docs/reports/lab_01_dh/Ковалев Д.П. ВКБ43 1 лаба.docx
@@ -4,6 +4,47 @@
   <w:body>
     <w:p>
       <w:pPr>
+        <w:spacing w:after="120"/>
+        <w:ind w:firstLine="0"/>
+        <w:jc w:val="center"/>
+      </w:pPr>
+      <w:r>
+        <w:drawing>
+          <wp:inline xmlns:a="http://schemas.openxmlformats.org/drawingml/2006/main" xmlns:pic="http://schemas.openxmlformats.org/drawingml/2006/picture">
+            <wp:extent cx="731520" cy="731520"/>
+            <wp:docPr id="1" name="Picture 1"/>
+            <wp:cNvGraphicFramePr>
+              <a:graphicFrameLocks noChangeAspect="1"/>
+            </wp:cNvGraphicFramePr>
+            <a:graphic>
+              <a:graphicData uri="http://schemas.openxmlformats.org/drawingml/2006/picture">
+                <pic:pic>
+                  <pic:nvPicPr>
+                    <pic:cNvPr id="0" name="dstu_logo.png"/>
+                    <pic:cNvPicPr/>
+                  </pic:nvPicPr>
+                  <pic:blipFill>
+                    <a:blip r:embed="rId9"/>
+                    <a:stretch>
+                      <a:fillRect/>
+                    </a:stretch>
+                  </pic:blipFill>
+                  <pic:spPr>
+                    <a:xfrm>
+                      <a:off x="0" y="0"/>
+                      <a:ext cx="731520" cy="731520"/>
+                    </a:xfrm>
+                    <a:prstGeom prst="rect"/>
+                  </pic:spPr>
+                </pic:pic>
+              </a:graphicData>
+            </a:graphic>
+          </wp:inline>
+        </w:drawing>
+      </w:r>
+    </w:p>
+    <w:p>
+      <w:pPr>
         <w:spacing w:after="0"/>
         <w:ind w:firstLine="0"/>
         <w:jc w:val="center"/>
@@ -102,7 +143,6 @@
       </w:r>
     </w:p>
     <w:p/>
-    <w:p/>
     <w:p>
       <w:pPr>
         <w:spacing w:after="0"/>
@@ -148,7 +188,6 @@
     </w:p>
     <w:p/>
     <w:p/>
-    <w:p/>
     <w:p>
       <w:pPr>
         <w:spacing w:after="0"/>
@@ -206,7 +245,6 @@
         <w:t>Дубровина А.С.</w:t>
       </w:r>
     </w:p>
-    <w:p/>
     <w:p/>
     <w:p/>
     <w:p>

--- a/cryptographic_protocols/docs/reports/lab_01_dh/Ковалев Д.П. ВКБ43 1 лаба.docx
+++ b/cryptographic_protocols/docs/reports/lab_01_dh/Ковалев Д.П. ВКБ43 1 лаба.docx
@@ -538,7 +538,7 @@
           <w:rFonts w:ascii="Times New Roman" w:hAnsi="Times New Roman"/>
           <w:sz w:val="28"/>
         </w:rPr>
-        <w:t>Параметры: n = 97, g = 5, X_A = 36, X_B = 58. Ожидаемый общий ключ K = 75.</w:t>
+        <w:t>Параметры протокола Диффи-Хеллмана из примера методички: n = 97 (большое простое), g = 5 (первообразный корень по модулю 97), X_A = 36 (секрет Алисы), X_B = 58 (секрет Боба). Ожидаемый общий ключ K = 75.</w:t>
       </w:r>
     </w:p>
     <w:p>
@@ -551,8 +551,64 @@
           <w:rFonts w:ascii="Times New Roman" w:hAnsi="Times New Roman"/>
           <w:sz w:val="28"/>
         </w:rPr>
-        <w:t>Шаг 1. Y_A = 5^36 mod 97. Считаем степенями: 5² = 25; 5⁴ = 25² = 625 mod 97 = 43; 5⁸ = 43² = 1849 mod 97 = 6; 5¹⁶ = 6² = 36; 5³² = 36² = 1296 mod 97 = 35. 5³⁶ = 5³² · 5⁴ = 35 · 43 = 1505 mod 97 = 50. Итог: Y_A = 50.</w:t>
-      </w:r>
+        <w:t>Шаг 1. Вычисляем открытый ключ Алисы:</w:t>
+      </w:r>
+    </w:p>
+    <w:p>
+      <w:pPr>
+        <w:spacing w:before="120" w:after="120"/>
+        <w:ind w:firstLine="0"/>
+        <w:jc w:val="center"/>
+      </w:pPr>
+      <m:oMathPara>
+        <m:oMathParaPr>
+          <m:jc m:val="center"/>
+        </m:oMathParaPr>
+        <m:oMath>
+          <m:sSub>
+            <m:e>
+              <m:r>
+                <m:rPr>
+                  <m:sty m:val="i"/>
+                </m:rPr>
+                <m:t xml:space="preserve">Y</m:t>
+              </m:r>
+            </m:e>
+            <m:sub>
+              <m:r>
+                <m:rPr>
+                  <m:sty m:val="i"/>
+                </m:rPr>
+                <m:t xml:space="preserve">A</m:t>
+              </m:r>
+            </m:sub>
+          </m:sSub>
+          <m:r>
+            <m:t xml:space="preserve"> = </m:t>
+          </m:r>
+          <m:sSup>
+            <m:e>
+              <m:r>
+                <m:rPr>
+                  <m:sty m:val="i"/>
+                </m:rPr>
+                <m:t xml:space="preserve">5</m:t>
+              </m:r>
+            </m:e>
+            <m:sup>
+              <m:r>
+                <m:rPr>
+                  <m:sty m:val="i"/>
+                </m:rPr>
+                <m:t xml:space="preserve">36</m:t>
+              </m:r>
+            </m:sup>
+          </m:sSup>
+          <m:r>
+            <m:t xml:space="preserve"> mod 97</m:t>
+          </m:r>
+        </m:oMath>
+      </m:oMathPara>
     </w:p>
     <w:p>
       <w:pPr>
@@ -564,8 +620,379 @@
           <w:rFonts w:ascii="Times New Roman" w:hAnsi="Times New Roman"/>
           <w:sz w:val="28"/>
         </w:rPr>
-        <w:t>Шаг 2. Y_B = 5^58 mod 97. 5⁵⁸ = 5³² · 5¹⁶ · 5⁸ · 5² = 35 · 36 · 6 · 25 = 189000 mod 97 = 44. Итог: Y_B = 44.</w:t>
-      </w:r>
+        <w:t>Используя метод последовательного возведения в квадрат (square-and-multiply):</w:t>
+      </w:r>
+    </w:p>
+    <w:p>
+      <w:pPr>
+        <w:spacing w:before="120" w:after="120"/>
+        <w:ind w:firstLine="0"/>
+        <w:jc w:val="center"/>
+      </w:pPr>
+      <m:oMathPara>
+        <m:oMathParaPr>
+          <m:jc m:val="center"/>
+        </m:oMathParaPr>
+        <m:oMath>
+          <m:sSup>
+            <m:e>
+              <m:r>
+                <m:rPr>
+                  <m:sty m:val="i"/>
+                </m:rPr>
+                <m:t xml:space="preserve">5</m:t>
+              </m:r>
+            </m:e>
+            <m:sup>
+              <m:r>
+                <m:rPr>
+                  <m:sty m:val="i"/>
+                </m:rPr>
+                <m:t xml:space="preserve">2</m:t>
+              </m:r>
+            </m:sup>
+          </m:sSup>
+          <m:r>
+            <m:t xml:space="preserve"> = 25</m:t>
+          </m:r>
+        </m:oMath>
+      </m:oMathPara>
+    </w:p>
+    <w:p>
+      <w:pPr>
+        <w:spacing w:before="120" w:after="120"/>
+        <w:ind w:firstLine="0"/>
+        <w:jc w:val="center"/>
+      </w:pPr>
+      <m:oMathPara>
+        <m:oMathParaPr>
+          <m:jc m:val="center"/>
+        </m:oMathParaPr>
+        <m:oMath>
+          <m:sSup>
+            <m:e>
+              <m:r>
+                <m:rPr>
+                  <m:sty m:val="i"/>
+                </m:rPr>
+                <m:t xml:space="preserve">5</m:t>
+              </m:r>
+            </m:e>
+            <m:sup>
+              <m:r>
+                <m:rPr>
+                  <m:sty m:val="i"/>
+                </m:rPr>
+                <m:t xml:space="preserve">4</m:t>
+              </m:r>
+            </m:sup>
+          </m:sSup>
+          <m:r>
+            <m:t xml:space="preserve"> = </m:t>
+          </m:r>
+          <m:sSup>
+            <m:e>
+              <m:r>
+                <m:rPr>
+                  <m:sty m:val="i"/>
+                </m:rPr>
+                <m:t xml:space="preserve">25</m:t>
+              </m:r>
+            </m:e>
+            <m:sup>
+              <m:r>
+                <m:rPr>
+                  <m:sty m:val="i"/>
+                </m:rPr>
+                <m:t xml:space="preserve">2</m:t>
+              </m:r>
+            </m:sup>
+          </m:sSup>
+          <m:r>
+            <m:t xml:space="preserve"> = 625 ≡ 43 (mod 97)</m:t>
+          </m:r>
+        </m:oMath>
+      </m:oMathPara>
+    </w:p>
+    <w:p>
+      <w:pPr>
+        <w:spacing w:before="120" w:after="120"/>
+        <w:ind w:firstLine="0"/>
+        <w:jc w:val="center"/>
+      </w:pPr>
+      <m:oMathPara>
+        <m:oMathParaPr>
+          <m:jc m:val="center"/>
+        </m:oMathParaPr>
+        <m:oMath>
+          <m:sSup>
+            <m:e>
+              <m:r>
+                <m:rPr>
+                  <m:sty m:val="i"/>
+                </m:rPr>
+                <m:t xml:space="preserve">5</m:t>
+              </m:r>
+            </m:e>
+            <m:sup>
+              <m:r>
+                <m:rPr>
+                  <m:sty m:val="i"/>
+                </m:rPr>
+                <m:t xml:space="preserve">8</m:t>
+              </m:r>
+            </m:sup>
+          </m:sSup>
+          <m:r>
+            <m:t xml:space="preserve"> = </m:t>
+          </m:r>
+          <m:sSup>
+            <m:e>
+              <m:r>
+                <m:rPr>
+                  <m:sty m:val="i"/>
+                </m:rPr>
+                <m:t xml:space="preserve">43</m:t>
+              </m:r>
+            </m:e>
+            <m:sup>
+              <m:r>
+                <m:rPr>
+                  <m:sty m:val="i"/>
+                </m:rPr>
+                <m:t xml:space="preserve">2</m:t>
+              </m:r>
+            </m:sup>
+          </m:sSup>
+          <m:r>
+            <m:t xml:space="preserve"> = 1849 ≡ 6 (mod 97)</m:t>
+          </m:r>
+        </m:oMath>
+      </m:oMathPara>
+    </w:p>
+    <w:p>
+      <w:pPr>
+        <w:spacing w:before="120" w:after="120"/>
+        <w:ind w:firstLine="0"/>
+        <w:jc w:val="center"/>
+      </w:pPr>
+      <m:oMathPara>
+        <m:oMathParaPr>
+          <m:jc m:val="center"/>
+        </m:oMathParaPr>
+        <m:oMath>
+          <m:sSup>
+            <m:e>
+              <m:r>
+                <m:rPr>
+                  <m:sty m:val="i"/>
+                </m:rPr>
+                <m:t xml:space="preserve">5</m:t>
+              </m:r>
+            </m:e>
+            <m:sup>
+              <m:r>
+                <m:rPr>
+                  <m:sty m:val="i"/>
+                </m:rPr>
+                <m:t xml:space="preserve">16</m:t>
+              </m:r>
+            </m:sup>
+          </m:sSup>
+          <m:r>
+            <m:t xml:space="preserve"> = </m:t>
+          </m:r>
+          <m:sSup>
+            <m:e>
+              <m:r>
+                <m:rPr>
+                  <m:sty m:val="i"/>
+                </m:rPr>
+                <m:t xml:space="preserve">6</m:t>
+              </m:r>
+            </m:e>
+            <m:sup>
+              <m:r>
+                <m:rPr>
+                  <m:sty m:val="i"/>
+                </m:rPr>
+                <m:t xml:space="preserve">2</m:t>
+              </m:r>
+            </m:sup>
+          </m:sSup>
+          <m:r>
+            <m:t xml:space="preserve"> = 36 (mod 97)</m:t>
+          </m:r>
+        </m:oMath>
+      </m:oMathPara>
+    </w:p>
+    <w:p>
+      <w:pPr>
+        <w:spacing w:before="120" w:after="120"/>
+        <w:ind w:firstLine="0"/>
+        <w:jc w:val="center"/>
+      </w:pPr>
+      <m:oMathPara>
+        <m:oMathParaPr>
+          <m:jc m:val="center"/>
+        </m:oMathParaPr>
+        <m:oMath>
+          <m:sSup>
+            <m:e>
+              <m:r>
+                <m:rPr>
+                  <m:sty m:val="i"/>
+                </m:rPr>
+                <m:t xml:space="preserve">5</m:t>
+              </m:r>
+            </m:e>
+            <m:sup>
+              <m:r>
+                <m:rPr>
+                  <m:sty m:val="i"/>
+                </m:rPr>
+                <m:t xml:space="preserve">32</m:t>
+              </m:r>
+            </m:sup>
+          </m:sSup>
+          <m:r>
+            <m:t xml:space="preserve"> = </m:t>
+          </m:r>
+          <m:sSup>
+            <m:e>
+              <m:r>
+                <m:rPr>
+                  <m:sty m:val="i"/>
+                </m:rPr>
+                <m:t xml:space="preserve">36</m:t>
+              </m:r>
+            </m:e>
+            <m:sup>
+              <m:r>
+                <m:rPr>
+                  <m:sty m:val="i"/>
+                </m:rPr>
+                <m:t xml:space="preserve">2</m:t>
+              </m:r>
+            </m:sup>
+          </m:sSup>
+          <m:r>
+            <m:t xml:space="preserve"> = 1296 ≡ 35 (mod 97)</m:t>
+          </m:r>
+        </m:oMath>
+      </m:oMathPara>
+    </w:p>
+    <w:p>
+      <w:pPr>
+        <w:spacing w:before="120" w:after="120"/>
+        <w:ind w:firstLine="0"/>
+        <w:jc w:val="center"/>
+      </w:pPr>
+      <m:oMathPara>
+        <m:oMathParaPr>
+          <m:jc m:val="center"/>
+        </m:oMathParaPr>
+        <m:oMath>
+          <m:sSup>
+            <m:e>
+              <m:r>
+                <m:rPr>
+                  <m:sty m:val="i"/>
+                </m:rPr>
+                <m:t xml:space="preserve">5</m:t>
+              </m:r>
+            </m:e>
+            <m:sup>
+              <m:r>
+                <m:rPr>
+                  <m:sty m:val="i"/>
+                </m:rPr>
+                <m:t xml:space="preserve">36</m:t>
+              </m:r>
+            </m:sup>
+          </m:sSup>
+          <m:r>
+            <m:t xml:space="preserve"> = </m:t>
+          </m:r>
+          <m:sSup>
+            <m:e>
+              <m:r>
+                <m:rPr>
+                  <m:sty m:val="i"/>
+                </m:rPr>
+                <m:t xml:space="preserve">5</m:t>
+              </m:r>
+            </m:e>
+            <m:sup>
+              <m:r>
+                <m:rPr>
+                  <m:sty m:val="i"/>
+                </m:rPr>
+                <m:t xml:space="preserve">32</m:t>
+              </m:r>
+            </m:sup>
+          </m:sSup>
+          <m:r>
+            <m:t xml:space="preserve"> · </m:t>
+          </m:r>
+          <m:sSup>
+            <m:e>
+              <m:r>
+                <m:rPr>
+                  <m:sty m:val="i"/>
+                </m:rPr>
+                <m:t xml:space="preserve">5</m:t>
+              </m:r>
+            </m:e>
+            <m:sup>
+              <m:r>
+                <m:rPr>
+                  <m:sty m:val="i"/>
+                </m:rPr>
+                <m:t xml:space="preserve">4</m:t>
+              </m:r>
+            </m:sup>
+          </m:sSup>
+          <m:r>
+            <m:t xml:space="preserve"> = 35 · 43 = 1505 ≡ 50 (mod 97)</m:t>
+          </m:r>
+        </m:oMath>
+      </m:oMathPara>
+    </w:p>
+    <w:p>
+      <w:pPr>
+        <w:spacing w:before="120" w:after="120"/>
+        <w:ind w:firstLine="0"/>
+        <w:jc w:val="center"/>
+      </w:pPr>
+      <m:oMathPara>
+        <m:oMathParaPr>
+          <m:jc m:val="center"/>
+        </m:oMathParaPr>
+        <m:oMath>
+          <m:sSub>
+            <m:e>
+              <m:r>
+                <m:rPr>
+                  <m:sty m:val="i"/>
+                </m:rPr>
+                <m:t xml:space="preserve">Y</m:t>
+              </m:r>
+            </m:e>
+            <m:sub>
+              <m:r>
+                <m:rPr>
+                  <m:sty m:val="i"/>
+                </m:rPr>
+                <m:t xml:space="preserve">A</m:t>
+              </m:r>
+            </m:sub>
+          </m:sSub>
+          <m:r>
+            <m:t xml:space="preserve"> = 50</m:t>
+          </m:r>
+        </m:oMath>
+      </m:oMathPara>
     </w:p>
     <w:p>
       <w:pPr>
@@ -577,8 +1004,218 @@
           <w:rFonts w:ascii="Times New Roman" w:hAnsi="Times New Roman"/>
           <w:sz w:val="28"/>
         </w:rPr>
-        <w:t>Шаг 3. Общий ключ. K_A = Y_B^X_A = 44^36 mod 97. Аналогичной серией возведения в квадрат: 44² mod 97 = 51; 44⁴ = 51² mod 97 = 2601 mod 97 = 75; 44⁸ = 75² mod 97 = 5625 mod 97 = 96; 44¹⁶ = 96² mod 97 = 1; 44³² = 1. Тогда 44³⁶ = 44³² · 44⁴ = 1 · 75 = 75.</w:t>
-      </w:r>
+        <w:t>Шаг 2. Вычисляем открытый ключ Боба:</w:t>
+      </w:r>
+    </w:p>
+    <w:p>
+      <w:pPr>
+        <w:spacing w:before="120" w:after="120"/>
+        <w:ind w:firstLine="0"/>
+        <w:jc w:val="center"/>
+      </w:pPr>
+      <m:oMathPara>
+        <m:oMathParaPr>
+          <m:jc m:val="center"/>
+        </m:oMathParaPr>
+        <m:oMath>
+          <m:sSub>
+            <m:e>
+              <m:r>
+                <m:rPr>
+                  <m:sty m:val="i"/>
+                </m:rPr>
+                <m:t xml:space="preserve">Y</m:t>
+              </m:r>
+            </m:e>
+            <m:sub>
+              <m:r>
+                <m:rPr>
+                  <m:sty m:val="i"/>
+                </m:rPr>
+                <m:t xml:space="preserve">B</m:t>
+              </m:r>
+            </m:sub>
+          </m:sSub>
+          <m:r>
+            <m:t xml:space="preserve"> = </m:t>
+          </m:r>
+          <m:sSup>
+            <m:e>
+              <m:r>
+                <m:rPr>
+                  <m:sty m:val="i"/>
+                </m:rPr>
+                <m:t xml:space="preserve">5</m:t>
+              </m:r>
+            </m:e>
+            <m:sup>
+              <m:r>
+                <m:rPr>
+                  <m:sty m:val="i"/>
+                </m:rPr>
+                <m:t xml:space="preserve">58</m:t>
+              </m:r>
+            </m:sup>
+          </m:sSup>
+          <m:r>
+            <m:t xml:space="preserve"> mod 97</m:t>
+          </m:r>
+        </m:oMath>
+      </m:oMathPara>
+    </w:p>
+    <w:p>
+      <w:pPr>
+        <w:spacing w:before="120" w:after="120"/>
+        <w:ind w:firstLine="0"/>
+        <w:jc w:val="center"/>
+      </w:pPr>
+      <m:oMathPara>
+        <m:oMathParaPr>
+          <m:jc m:val="center"/>
+        </m:oMathParaPr>
+        <m:oMath>
+          <m:sSup>
+            <m:e>
+              <m:r>
+                <m:rPr>
+                  <m:sty m:val="i"/>
+                </m:rPr>
+                <m:t xml:space="preserve">5</m:t>
+              </m:r>
+            </m:e>
+            <m:sup>
+              <m:r>
+                <m:rPr>
+                  <m:sty m:val="i"/>
+                </m:rPr>
+                <m:t xml:space="preserve">58</m:t>
+              </m:r>
+            </m:sup>
+          </m:sSup>
+          <m:r>
+            <m:t xml:space="preserve"> = </m:t>
+          </m:r>
+          <m:sSup>
+            <m:e>
+              <m:r>
+                <m:rPr>
+                  <m:sty m:val="i"/>
+                </m:rPr>
+                <m:t xml:space="preserve">5</m:t>
+              </m:r>
+            </m:e>
+            <m:sup>
+              <m:r>
+                <m:rPr>
+                  <m:sty m:val="i"/>
+                </m:rPr>
+                <m:t xml:space="preserve">32</m:t>
+              </m:r>
+            </m:sup>
+          </m:sSup>
+          <m:r>
+            <m:t xml:space="preserve"> · </m:t>
+          </m:r>
+          <m:sSup>
+            <m:e>
+              <m:r>
+                <m:rPr>
+                  <m:sty m:val="i"/>
+                </m:rPr>
+                <m:t xml:space="preserve">5</m:t>
+              </m:r>
+            </m:e>
+            <m:sup>
+              <m:r>
+                <m:rPr>
+                  <m:sty m:val="i"/>
+                </m:rPr>
+                <m:t xml:space="preserve">16</m:t>
+              </m:r>
+            </m:sup>
+          </m:sSup>
+          <m:r>
+            <m:t xml:space="preserve"> · </m:t>
+          </m:r>
+          <m:sSup>
+            <m:e>
+              <m:r>
+                <m:rPr>
+                  <m:sty m:val="i"/>
+                </m:rPr>
+                <m:t xml:space="preserve">5</m:t>
+              </m:r>
+            </m:e>
+            <m:sup>
+              <m:r>
+                <m:rPr>
+                  <m:sty m:val="i"/>
+                </m:rPr>
+                <m:t xml:space="preserve">8</m:t>
+              </m:r>
+            </m:sup>
+          </m:sSup>
+          <m:r>
+            <m:t xml:space="preserve"> · </m:t>
+          </m:r>
+          <m:sSup>
+            <m:e>
+              <m:r>
+                <m:rPr>
+                  <m:sty m:val="i"/>
+                </m:rPr>
+                <m:t xml:space="preserve">5</m:t>
+              </m:r>
+            </m:e>
+            <m:sup>
+              <m:r>
+                <m:rPr>
+                  <m:sty m:val="i"/>
+                </m:rPr>
+                <m:t xml:space="preserve">2</m:t>
+              </m:r>
+            </m:sup>
+          </m:sSup>
+          <m:r>
+            <m:t xml:space="preserve"> = 35 · 36 · 6 · 25 = 189000 ≡ 44 (mod 97)</m:t>
+          </m:r>
+        </m:oMath>
+      </m:oMathPara>
+    </w:p>
+    <w:p>
+      <w:pPr>
+        <w:spacing w:before="120" w:after="120"/>
+        <w:ind w:firstLine="0"/>
+        <w:jc w:val="center"/>
+      </w:pPr>
+      <m:oMathPara>
+        <m:oMathParaPr>
+          <m:jc m:val="center"/>
+        </m:oMathParaPr>
+        <m:oMath>
+          <m:sSub>
+            <m:e>
+              <m:r>
+                <m:rPr>
+                  <m:sty m:val="i"/>
+                </m:rPr>
+                <m:t xml:space="preserve">Y</m:t>
+              </m:r>
+            </m:e>
+            <m:sub>
+              <m:r>
+                <m:rPr>
+                  <m:sty m:val="i"/>
+                </m:rPr>
+                <m:t xml:space="preserve">B</m:t>
+              </m:r>
+            </m:sub>
+          </m:sSub>
+          <m:r>
+            <m:t xml:space="preserve"> = 44</m:t>
+          </m:r>
+        </m:oMath>
+      </m:oMathPara>
     </w:p>
     <w:p>
       <w:pPr>
@@ -590,8 +1227,916 @@
           <w:rFonts w:ascii="Times New Roman" w:hAnsi="Times New Roman"/>
           <w:sz w:val="28"/>
         </w:rPr>
-        <w:t>Шаг 4. K_B = Y_A^X_B = 50^58 mod 97. 50² mod 97 = 2500 mod 97 = 75; 50⁴ = 75² mod 97 = 5625 mod 97 = 96; 50⁸ = 96² mod 97 = 1; следовательно 50¹⁶ = 50³² = 1, и 50⁵⁸ = 50³² · 50¹⁶ · 50⁸ · 50² = 1 · 1 · 1 · 75 = 75. K_B = 75 = K_A ✓.</w:t>
-      </w:r>
+        <w:t>Шаг 3. Алиса вычисляет общий ключ:</w:t>
+      </w:r>
+    </w:p>
+    <w:p>
+      <w:pPr>
+        <w:spacing w:before="120" w:after="120"/>
+        <w:ind w:firstLine="0"/>
+        <w:jc w:val="center"/>
+      </w:pPr>
+      <m:oMathPara>
+        <m:oMathParaPr>
+          <m:jc m:val="center"/>
+        </m:oMathParaPr>
+        <m:oMath>
+          <m:sSub>
+            <m:e>
+              <m:r>
+                <m:rPr>
+                  <m:sty m:val="i"/>
+                </m:rPr>
+                <m:t xml:space="preserve">K</m:t>
+              </m:r>
+            </m:e>
+            <m:sub>
+              <m:r>
+                <m:rPr>
+                  <m:sty m:val="i"/>
+                </m:rPr>
+                <m:t xml:space="preserve">A</m:t>
+              </m:r>
+            </m:sub>
+          </m:sSub>
+          <m:r>
+            <m:t xml:space="preserve"> = </m:t>
+          </m:r>
+          <m:sSup>
+            <m:e>
+              <m:sSub>
+                <m:e>
+                  <m:r>
+                    <m:rPr>
+                      <m:sty m:val="i"/>
+                    </m:rPr>
+                    <m:t xml:space="preserve">Y</m:t>
+                  </m:r>
+                </m:e>
+                <m:sub>
+                  <m:r>
+                    <m:rPr>
+                      <m:sty m:val="i"/>
+                    </m:rPr>
+                    <m:t xml:space="preserve">B</m:t>
+                  </m:r>
+                </m:sub>
+              </m:sSub>
+            </m:e>
+            <m:sup>
+              <m:sSub>
+                <m:e>
+                  <m:r>
+                    <m:rPr>
+                      <m:sty m:val="i"/>
+                    </m:rPr>
+                    <m:t xml:space="preserve">X</m:t>
+                  </m:r>
+                </m:e>
+                <m:sub>
+                  <m:r>
+                    <m:rPr>
+                      <m:sty m:val="i"/>
+                    </m:rPr>
+                    <m:t xml:space="preserve">A</m:t>
+                  </m:r>
+                </m:sub>
+              </m:sSub>
+            </m:sup>
+          </m:sSup>
+          <m:r>
+            <m:t xml:space="preserve"> = </m:t>
+          </m:r>
+          <m:sSup>
+            <m:e>
+              <m:r>
+                <m:rPr>
+                  <m:sty m:val="i"/>
+                </m:rPr>
+                <m:t xml:space="preserve">44</m:t>
+              </m:r>
+            </m:e>
+            <m:sup>
+              <m:r>
+                <m:rPr>
+                  <m:sty m:val="i"/>
+                </m:rPr>
+                <m:t xml:space="preserve">36</m:t>
+              </m:r>
+            </m:sup>
+          </m:sSup>
+          <m:r>
+            <m:t xml:space="preserve"> mod 97</m:t>
+          </m:r>
+        </m:oMath>
+      </m:oMathPara>
+    </w:p>
+    <w:p>
+      <w:pPr>
+        <w:spacing w:before="120" w:after="120"/>
+        <w:ind w:firstLine="0"/>
+        <w:jc w:val="center"/>
+      </w:pPr>
+      <m:oMathPara>
+        <m:oMathParaPr>
+          <m:jc m:val="center"/>
+        </m:oMathParaPr>
+        <m:oMath>
+          <m:sSup>
+            <m:e>
+              <m:r>
+                <m:rPr>
+                  <m:sty m:val="i"/>
+                </m:rPr>
+                <m:t xml:space="preserve">44</m:t>
+              </m:r>
+            </m:e>
+            <m:sup>
+              <m:r>
+                <m:rPr>
+                  <m:sty m:val="i"/>
+                </m:rPr>
+                <m:t xml:space="preserve">2</m:t>
+              </m:r>
+            </m:sup>
+          </m:sSup>
+          <m:r>
+            <m:t xml:space="preserve"> ≡ 51 (mod 97)</m:t>
+          </m:r>
+        </m:oMath>
+      </m:oMathPara>
+    </w:p>
+    <w:p>
+      <w:pPr>
+        <w:spacing w:before="120" w:after="120"/>
+        <w:ind w:firstLine="0"/>
+        <w:jc w:val="center"/>
+      </w:pPr>
+      <m:oMathPara>
+        <m:oMathParaPr>
+          <m:jc m:val="center"/>
+        </m:oMathParaPr>
+        <m:oMath>
+          <m:sSup>
+            <m:e>
+              <m:r>
+                <m:rPr>
+                  <m:sty m:val="i"/>
+                </m:rPr>
+                <m:t xml:space="preserve">44</m:t>
+              </m:r>
+            </m:e>
+            <m:sup>
+              <m:r>
+                <m:rPr>
+                  <m:sty m:val="i"/>
+                </m:rPr>
+                <m:t xml:space="preserve">4</m:t>
+              </m:r>
+            </m:sup>
+          </m:sSup>
+          <m:r>
+            <m:t xml:space="preserve"> = </m:t>
+          </m:r>
+          <m:sSup>
+            <m:e>
+              <m:r>
+                <m:rPr>
+                  <m:sty m:val="i"/>
+                </m:rPr>
+                <m:t xml:space="preserve">51</m:t>
+              </m:r>
+            </m:e>
+            <m:sup>
+              <m:r>
+                <m:rPr>
+                  <m:sty m:val="i"/>
+                </m:rPr>
+                <m:t xml:space="preserve">2</m:t>
+              </m:r>
+            </m:sup>
+          </m:sSup>
+          <m:r>
+            <m:t xml:space="preserve"> = 2601 ≡ 75 (mod 97)</m:t>
+          </m:r>
+        </m:oMath>
+      </m:oMathPara>
+    </w:p>
+    <w:p>
+      <w:pPr>
+        <w:spacing w:before="120" w:after="120"/>
+        <w:ind w:firstLine="0"/>
+        <w:jc w:val="center"/>
+      </w:pPr>
+      <m:oMathPara>
+        <m:oMathParaPr>
+          <m:jc m:val="center"/>
+        </m:oMathParaPr>
+        <m:oMath>
+          <m:sSup>
+            <m:e>
+              <m:r>
+                <m:rPr>
+                  <m:sty m:val="i"/>
+                </m:rPr>
+                <m:t xml:space="preserve">44</m:t>
+              </m:r>
+            </m:e>
+            <m:sup>
+              <m:r>
+                <m:rPr>
+                  <m:sty m:val="i"/>
+                </m:rPr>
+                <m:t xml:space="preserve">8</m:t>
+              </m:r>
+            </m:sup>
+          </m:sSup>
+          <m:r>
+            <m:t xml:space="preserve"> = </m:t>
+          </m:r>
+          <m:sSup>
+            <m:e>
+              <m:r>
+                <m:rPr>
+                  <m:sty m:val="i"/>
+                </m:rPr>
+                <m:t xml:space="preserve">75</m:t>
+              </m:r>
+            </m:e>
+            <m:sup>
+              <m:r>
+                <m:rPr>
+                  <m:sty m:val="i"/>
+                </m:rPr>
+                <m:t xml:space="preserve">2</m:t>
+              </m:r>
+            </m:sup>
+          </m:sSup>
+          <m:r>
+            <m:t xml:space="preserve"> = 5625 ≡ 96 (mod 97)</m:t>
+          </m:r>
+        </m:oMath>
+      </m:oMathPara>
+    </w:p>
+    <w:p>
+      <w:pPr>
+        <w:spacing w:before="120" w:after="120"/>
+        <w:ind w:firstLine="0"/>
+        <w:jc w:val="center"/>
+      </w:pPr>
+      <m:oMathPara>
+        <m:oMathParaPr>
+          <m:jc m:val="center"/>
+        </m:oMathParaPr>
+        <m:oMath>
+          <m:sSup>
+            <m:e>
+              <m:r>
+                <m:rPr>
+                  <m:sty m:val="i"/>
+                </m:rPr>
+                <m:t xml:space="preserve">44</m:t>
+              </m:r>
+            </m:e>
+            <m:sup>
+              <m:r>
+                <m:rPr>
+                  <m:sty m:val="i"/>
+                </m:rPr>
+                <m:t xml:space="preserve">16</m:t>
+              </m:r>
+            </m:sup>
+          </m:sSup>
+          <m:r>
+            <m:t xml:space="preserve"> = </m:t>
+          </m:r>
+          <m:sSup>
+            <m:e>
+              <m:r>
+                <m:rPr>
+                  <m:sty m:val="i"/>
+                </m:rPr>
+                <m:t xml:space="preserve">96</m:t>
+              </m:r>
+            </m:e>
+            <m:sup>
+              <m:r>
+                <m:rPr>
+                  <m:sty m:val="i"/>
+                </m:rPr>
+                <m:t xml:space="preserve">2</m:t>
+              </m:r>
+            </m:sup>
+          </m:sSup>
+          <m:r>
+            <m:t xml:space="preserve"> ≡ 1 (mod 97)</m:t>
+          </m:r>
+        </m:oMath>
+      </m:oMathPara>
+    </w:p>
+    <w:p>
+      <w:pPr>
+        <w:spacing w:before="120" w:after="120"/>
+        <w:ind w:firstLine="0"/>
+        <w:jc w:val="center"/>
+      </w:pPr>
+      <m:oMathPara>
+        <m:oMathParaPr>
+          <m:jc m:val="center"/>
+        </m:oMathParaPr>
+        <m:oMath>
+          <m:sSup>
+            <m:e>
+              <m:r>
+                <m:rPr>
+                  <m:sty m:val="i"/>
+                </m:rPr>
+                <m:t xml:space="preserve">44</m:t>
+              </m:r>
+            </m:e>
+            <m:sup>
+              <m:r>
+                <m:rPr>
+                  <m:sty m:val="i"/>
+                </m:rPr>
+                <m:t xml:space="preserve">32</m:t>
+              </m:r>
+            </m:sup>
+          </m:sSup>
+          <m:r>
+            <m:t xml:space="preserve"> = 1 (mod 97)</m:t>
+          </m:r>
+        </m:oMath>
+      </m:oMathPara>
+    </w:p>
+    <w:p>
+      <w:pPr>
+        <w:spacing w:before="120" w:after="120"/>
+        <w:ind w:firstLine="0"/>
+        <w:jc w:val="center"/>
+      </w:pPr>
+      <m:oMathPara>
+        <m:oMathParaPr>
+          <m:jc m:val="center"/>
+        </m:oMathParaPr>
+        <m:oMath>
+          <m:sSup>
+            <m:e>
+              <m:r>
+                <m:rPr>
+                  <m:sty m:val="i"/>
+                </m:rPr>
+                <m:t xml:space="preserve">44</m:t>
+              </m:r>
+            </m:e>
+            <m:sup>
+              <m:r>
+                <m:rPr>
+                  <m:sty m:val="i"/>
+                </m:rPr>
+                <m:t xml:space="preserve">36</m:t>
+              </m:r>
+            </m:sup>
+          </m:sSup>
+          <m:r>
+            <m:t xml:space="preserve"> = </m:t>
+          </m:r>
+          <m:sSup>
+            <m:e>
+              <m:r>
+                <m:rPr>
+                  <m:sty m:val="i"/>
+                </m:rPr>
+                <m:t xml:space="preserve">44</m:t>
+              </m:r>
+            </m:e>
+            <m:sup>
+              <m:r>
+                <m:rPr>
+                  <m:sty m:val="i"/>
+                </m:rPr>
+                <m:t xml:space="preserve">32</m:t>
+              </m:r>
+            </m:sup>
+          </m:sSup>
+          <m:r>
+            <m:t xml:space="preserve"> · </m:t>
+          </m:r>
+          <m:sSup>
+            <m:e>
+              <m:r>
+                <m:rPr>
+                  <m:sty m:val="i"/>
+                </m:rPr>
+                <m:t xml:space="preserve">44</m:t>
+              </m:r>
+            </m:e>
+            <m:sup>
+              <m:r>
+                <m:rPr>
+                  <m:sty m:val="i"/>
+                </m:rPr>
+                <m:t xml:space="preserve">4</m:t>
+              </m:r>
+            </m:sup>
+          </m:sSup>
+          <m:r>
+            <m:t xml:space="preserve"> = 1 · 75 = 75 (mod 97)</m:t>
+          </m:r>
+        </m:oMath>
+      </m:oMathPara>
+    </w:p>
+    <w:p>
+      <w:pPr>
+        <w:ind w:firstLine="0"/>
+        <w:jc w:val="both"/>
+      </w:pPr>
+      <w:r>
+        <w:rPr>
+          <w:rFonts w:ascii="Times New Roman" w:hAnsi="Times New Roman"/>
+          <w:sz w:val="28"/>
+        </w:rPr>
+        <w:t>Шаг 4. Боб вычисляет общий ключ:</w:t>
+      </w:r>
+    </w:p>
+    <w:p>
+      <w:pPr>
+        <w:spacing w:before="120" w:after="120"/>
+        <w:ind w:firstLine="0"/>
+        <w:jc w:val="center"/>
+      </w:pPr>
+      <m:oMathPara>
+        <m:oMathParaPr>
+          <m:jc m:val="center"/>
+        </m:oMathParaPr>
+        <m:oMath>
+          <m:sSub>
+            <m:e>
+              <m:r>
+                <m:rPr>
+                  <m:sty m:val="i"/>
+                </m:rPr>
+                <m:t xml:space="preserve">K</m:t>
+              </m:r>
+            </m:e>
+            <m:sub>
+              <m:r>
+                <m:rPr>
+                  <m:sty m:val="i"/>
+                </m:rPr>
+                <m:t xml:space="preserve">B</m:t>
+              </m:r>
+            </m:sub>
+          </m:sSub>
+          <m:r>
+            <m:t xml:space="preserve"> = </m:t>
+          </m:r>
+          <m:sSup>
+            <m:e>
+              <m:sSub>
+                <m:e>
+                  <m:r>
+                    <m:rPr>
+                      <m:sty m:val="i"/>
+                    </m:rPr>
+                    <m:t xml:space="preserve">Y</m:t>
+                  </m:r>
+                </m:e>
+                <m:sub>
+                  <m:r>
+                    <m:rPr>
+                      <m:sty m:val="i"/>
+                    </m:rPr>
+                    <m:t xml:space="preserve">A</m:t>
+                  </m:r>
+                </m:sub>
+              </m:sSub>
+            </m:e>
+            <m:sup>
+              <m:sSub>
+                <m:e>
+                  <m:r>
+                    <m:rPr>
+                      <m:sty m:val="i"/>
+                    </m:rPr>
+                    <m:t xml:space="preserve">X</m:t>
+                  </m:r>
+                </m:e>
+                <m:sub>
+                  <m:r>
+                    <m:rPr>
+                      <m:sty m:val="i"/>
+                    </m:rPr>
+                    <m:t xml:space="preserve">B</m:t>
+                  </m:r>
+                </m:sub>
+              </m:sSub>
+            </m:sup>
+          </m:sSup>
+          <m:r>
+            <m:t xml:space="preserve"> = </m:t>
+          </m:r>
+          <m:sSup>
+            <m:e>
+              <m:r>
+                <m:rPr>
+                  <m:sty m:val="i"/>
+                </m:rPr>
+                <m:t xml:space="preserve">50</m:t>
+              </m:r>
+            </m:e>
+            <m:sup>
+              <m:r>
+                <m:rPr>
+                  <m:sty m:val="i"/>
+                </m:rPr>
+                <m:t xml:space="preserve">58</m:t>
+              </m:r>
+            </m:sup>
+          </m:sSup>
+          <m:r>
+            <m:t xml:space="preserve"> mod 97</m:t>
+          </m:r>
+        </m:oMath>
+      </m:oMathPara>
+    </w:p>
+    <w:p>
+      <w:pPr>
+        <w:spacing w:before="120" w:after="120"/>
+        <w:ind w:firstLine="0"/>
+        <w:jc w:val="center"/>
+      </w:pPr>
+      <m:oMathPara>
+        <m:oMathParaPr>
+          <m:jc m:val="center"/>
+        </m:oMathParaPr>
+        <m:oMath>
+          <m:sSup>
+            <m:e>
+              <m:r>
+                <m:rPr>
+                  <m:sty m:val="i"/>
+                </m:rPr>
+                <m:t xml:space="preserve">50</m:t>
+              </m:r>
+            </m:e>
+            <m:sup>
+              <m:r>
+                <m:rPr>
+                  <m:sty m:val="i"/>
+                </m:rPr>
+                <m:t xml:space="preserve">2</m:t>
+              </m:r>
+            </m:sup>
+          </m:sSup>
+          <m:r>
+            <m:t xml:space="preserve"> = 2500 ≡ 75 (mod 97)</m:t>
+          </m:r>
+        </m:oMath>
+      </m:oMathPara>
+    </w:p>
+    <w:p>
+      <w:pPr>
+        <w:spacing w:before="120" w:after="120"/>
+        <w:ind w:firstLine="0"/>
+        <w:jc w:val="center"/>
+      </w:pPr>
+      <m:oMathPara>
+        <m:oMathParaPr>
+          <m:jc m:val="center"/>
+        </m:oMathParaPr>
+        <m:oMath>
+          <m:sSup>
+            <m:e>
+              <m:r>
+                <m:rPr>
+                  <m:sty m:val="i"/>
+                </m:rPr>
+                <m:t xml:space="preserve">50</m:t>
+              </m:r>
+            </m:e>
+            <m:sup>
+              <m:r>
+                <m:rPr>
+                  <m:sty m:val="i"/>
+                </m:rPr>
+                <m:t xml:space="preserve">4</m:t>
+              </m:r>
+            </m:sup>
+          </m:sSup>
+          <m:r>
+            <m:t xml:space="preserve"> = </m:t>
+          </m:r>
+          <m:sSup>
+            <m:e>
+              <m:r>
+                <m:rPr>
+                  <m:sty m:val="i"/>
+                </m:rPr>
+                <m:t xml:space="preserve">75</m:t>
+              </m:r>
+            </m:e>
+            <m:sup>
+              <m:r>
+                <m:rPr>
+                  <m:sty m:val="i"/>
+                </m:rPr>
+                <m:t xml:space="preserve">2</m:t>
+              </m:r>
+            </m:sup>
+          </m:sSup>
+          <m:r>
+            <m:t xml:space="preserve"> = 5625 ≡ 96 (mod 97)</m:t>
+          </m:r>
+        </m:oMath>
+      </m:oMathPara>
+    </w:p>
+    <w:p>
+      <w:pPr>
+        <w:spacing w:before="120" w:after="120"/>
+        <w:ind w:firstLine="0"/>
+        <w:jc w:val="center"/>
+      </w:pPr>
+      <m:oMathPara>
+        <m:oMathParaPr>
+          <m:jc m:val="center"/>
+        </m:oMathParaPr>
+        <m:oMath>
+          <m:sSup>
+            <m:e>
+              <m:r>
+                <m:rPr>
+                  <m:sty m:val="i"/>
+                </m:rPr>
+                <m:t xml:space="preserve">50</m:t>
+              </m:r>
+            </m:e>
+            <m:sup>
+              <m:r>
+                <m:rPr>
+                  <m:sty m:val="i"/>
+                </m:rPr>
+                <m:t xml:space="preserve">8</m:t>
+              </m:r>
+            </m:sup>
+          </m:sSup>
+          <m:r>
+            <m:t xml:space="preserve"> = </m:t>
+          </m:r>
+          <m:sSup>
+            <m:e>
+              <m:r>
+                <m:rPr>
+                  <m:sty m:val="i"/>
+                </m:rPr>
+                <m:t xml:space="preserve">96</m:t>
+              </m:r>
+            </m:e>
+            <m:sup>
+              <m:r>
+                <m:rPr>
+                  <m:sty m:val="i"/>
+                </m:rPr>
+                <m:t xml:space="preserve">2</m:t>
+              </m:r>
+            </m:sup>
+          </m:sSup>
+          <m:r>
+            <m:t xml:space="preserve"> ≡ 1 (mod 97)</m:t>
+          </m:r>
+        </m:oMath>
+      </m:oMathPara>
+    </w:p>
+    <w:p>
+      <w:pPr>
+        <w:spacing w:before="120" w:after="120"/>
+        <w:ind w:firstLine="0"/>
+        <w:jc w:val="center"/>
+      </w:pPr>
+      <m:oMathPara>
+        <m:oMathParaPr>
+          <m:jc m:val="center"/>
+        </m:oMathParaPr>
+        <m:oMath>
+          <m:sSup>
+            <m:e>
+              <m:r>
+                <m:rPr>
+                  <m:sty m:val="i"/>
+                </m:rPr>
+                <m:t xml:space="preserve">50</m:t>
+              </m:r>
+            </m:e>
+            <m:sup>
+              <m:r>
+                <m:rPr>
+                  <m:sty m:val="i"/>
+                </m:rPr>
+                <m:t xml:space="preserve">16</m:t>
+              </m:r>
+            </m:sup>
+          </m:sSup>
+          <m:r>
+            <m:t xml:space="preserve"> = </m:t>
+          </m:r>
+          <m:sSup>
+            <m:e>
+              <m:r>
+                <m:rPr>
+                  <m:sty m:val="i"/>
+                </m:rPr>
+                <m:t xml:space="preserve">50</m:t>
+              </m:r>
+            </m:e>
+            <m:sup>
+              <m:r>
+                <m:rPr>
+                  <m:sty m:val="i"/>
+                </m:rPr>
+                <m:t xml:space="preserve">32</m:t>
+              </m:r>
+            </m:sup>
+          </m:sSup>
+          <m:r>
+            <m:t xml:space="preserve"> = 1 (mod 97)</m:t>
+          </m:r>
+        </m:oMath>
+      </m:oMathPara>
+    </w:p>
+    <w:p>
+      <w:pPr>
+        <w:spacing w:before="120" w:after="120"/>
+        <w:ind w:firstLine="0"/>
+        <w:jc w:val="center"/>
+      </w:pPr>
+      <m:oMathPara>
+        <m:oMathParaPr>
+          <m:jc m:val="center"/>
+        </m:oMathParaPr>
+        <m:oMath>
+          <m:sSup>
+            <m:e>
+              <m:r>
+                <m:rPr>
+                  <m:sty m:val="i"/>
+                </m:rPr>
+                <m:t xml:space="preserve">50</m:t>
+              </m:r>
+            </m:e>
+            <m:sup>
+              <m:r>
+                <m:rPr>
+                  <m:sty m:val="i"/>
+                </m:rPr>
+                <m:t xml:space="preserve">58</m:t>
+              </m:r>
+            </m:sup>
+          </m:sSup>
+          <m:r>
+            <m:t xml:space="preserve"> = </m:t>
+          </m:r>
+          <m:sSup>
+            <m:e>
+              <m:r>
+                <m:rPr>
+                  <m:sty m:val="i"/>
+                </m:rPr>
+                <m:t xml:space="preserve">50</m:t>
+              </m:r>
+            </m:e>
+            <m:sup>
+              <m:r>
+                <m:rPr>
+                  <m:sty m:val="i"/>
+                </m:rPr>
+                <m:t xml:space="preserve">32</m:t>
+              </m:r>
+            </m:sup>
+          </m:sSup>
+          <m:r>
+            <m:t xml:space="preserve"> · </m:t>
+          </m:r>
+          <m:sSup>
+            <m:e>
+              <m:r>
+                <m:rPr>
+                  <m:sty m:val="i"/>
+                </m:rPr>
+                <m:t xml:space="preserve">50</m:t>
+              </m:r>
+            </m:e>
+            <m:sup>
+              <m:r>
+                <m:rPr>
+                  <m:sty m:val="i"/>
+                </m:rPr>
+                <m:t xml:space="preserve">16</m:t>
+              </m:r>
+            </m:sup>
+          </m:sSup>
+          <m:r>
+            <m:t xml:space="preserve"> · </m:t>
+          </m:r>
+          <m:sSup>
+            <m:e>
+              <m:r>
+                <m:rPr>
+                  <m:sty m:val="i"/>
+                </m:rPr>
+                <m:t xml:space="preserve">50</m:t>
+              </m:r>
+            </m:e>
+            <m:sup>
+              <m:r>
+                <m:rPr>
+                  <m:sty m:val="i"/>
+                </m:rPr>
+                <m:t xml:space="preserve">8</m:t>
+              </m:r>
+            </m:sup>
+          </m:sSup>
+          <m:r>
+            <m:t xml:space="preserve"> · </m:t>
+          </m:r>
+          <m:sSup>
+            <m:e>
+              <m:r>
+                <m:rPr>
+                  <m:sty m:val="i"/>
+                </m:rPr>
+                <m:t xml:space="preserve">50</m:t>
+              </m:r>
+            </m:e>
+            <m:sup>
+              <m:r>
+                <m:rPr>
+                  <m:sty m:val="i"/>
+                </m:rPr>
+                <m:t xml:space="preserve">2</m:t>
+              </m:r>
+            </m:sup>
+          </m:sSup>
+          <m:r>
+            <m:t xml:space="preserve"> = 1 · 1 · 1 · 75 = 75 (mod 97)</m:t>
+          </m:r>
+        </m:oMath>
+      </m:oMathPara>
+    </w:p>
+    <w:p>
+      <w:pPr>
+        <w:spacing w:before="120" w:after="120"/>
+        <w:ind w:firstLine="0"/>
+        <w:jc w:val="center"/>
+      </w:pPr>
+      <m:oMathPara>
+        <m:oMathParaPr>
+          <m:jc m:val="center"/>
+        </m:oMathParaPr>
+        <m:oMath>
+          <m:sSub>
+            <m:e>
+              <m:r>
+                <m:rPr>
+                  <m:sty m:val="i"/>
+                </m:rPr>
+                <m:t xml:space="preserve">K</m:t>
+              </m:r>
+            </m:e>
+            <m:sub>
+              <m:r>
+                <m:rPr>
+                  <m:sty m:val="i"/>
+                </m:rPr>
+                <m:t xml:space="preserve">B</m:t>
+              </m:r>
+            </m:sub>
+          </m:sSub>
+          <m:r>
+            <m:t xml:space="preserve"> = 75 = </m:t>
+          </m:r>
+          <m:sSub>
+            <m:e>
+              <m:r>
+                <m:rPr>
+                  <m:sty m:val="i"/>
+                </m:rPr>
+                <m:t xml:space="preserve">K</m:t>
+              </m:r>
+            </m:e>
+            <m:sub>
+              <m:r>
+                <m:rPr>
+                  <m:sty m:val="i"/>
+                </m:rPr>
+                <m:t xml:space="preserve">A</m:t>
+              </m:r>
+            </m:sub>
+          </m:sSub>
+          <m:r>
+            <m:t xml:space="preserve"> ✓</m:t>
+          </m:r>
+        </m:oMath>
+      </m:oMathPara>
     </w:p>
     <w:p>
       <w:pPr>
@@ -618,8 +2163,106 @@
           <w:rFonts w:ascii="Times New Roman" w:hAnsi="Times New Roman"/>
           <w:sz w:val="28"/>
         </w:rPr>
-        <w:t>p = 41, φ(p) = 40 = 2³ · 5. Простые делители: q₁ = 2, q₂ = 5. По свойству 5 число a является первообразным корнем по модулю 41 ⇔ a^(40/2) ≢ 1 (mod 41) и a^(40/5) ≢ 1 (mod 41), т.е. a²⁰ ≢ 1 и a⁸ ≢ 1.</w:t>
-      </w:r>
+        <w:t>Дано p = 41. Функция Эйлера: φ(p) = 40 = 2³ · 5. Простые делители числа 40: q₁ = 2, q₂ = 5. По свойству 5 методички число a является первообразным корнем по модулю 41 тогда и только тогда, когда:</w:t>
+      </w:r>
+    </w:p>
+    <w:p>
+      <w:pPr>
+        <w:spacing w:before="120" w:after="120"/>
+        <w:ind w:firstLine="0"/>
+        <w:jc w:val="center"/>
+      </w:pPr>
+      <m:oMathPara>
+        <m:oMathParaPr>
+          <m:jc m:val="center"/>
+        </m:oMathParaPr>
+        <m:oMath>
+          <m:sSup>
+            <m:e>
+              <m:r>
+                <m:rPr>
+                  <m:sty m:val="i"/>
+                </m:rPr>
+                <m:t xml:space="preserve">a</m:t>
+              </m:r>
+            </m:e>
+            <m:sup>
+              <m:r>
+                <m:rPr>
+                  <m:sty m:val="i"/>
+                </m:rPr>
+                <m:t xml:space="preserve">40/2</m:t>
+              </m:r>
+            </m:sup>
+          </m:sSup>
+          <m:r>
+            <m:t xml:space="preserve"> = </m:t>
+          </m:r>
+          <m:sSup>
+            <m:e>
+              <m:r>
+                <m:rPr>
+                  <m:sty m:val="i"/>
+                </m:rPr>
+                <m:t xml:space="preserve">a</m:t>
+              </m:r>
+            </m:e>
+            <m:sup>
+              <m:r>
+                <m:rPr>
+                  <m:sty m:val="i"/>
+                </m:rPr>
+                <m:t xml:space="preserve">20</m:t>
+              </m:r>
+            </m:sup>
+          </m:sSup>
+          <m:r>
+            <m:t xml:space="preserve"> ≢ 1 (mod 41), и </m:t>
+          </m:r>
+          <m:sSup>
+            <m:e>
+              <m:r>
+                <m:rPr>
+                  <m:sty m:val="i"/>
+                </m:rPr>
+                <m:t xml:space="preserve">a</m:t>
+              </m:r>
+            </m:e>
+            <m:sup>
+              <m:r>
+                <m:rPr>
+                  <m:sty m:val="i"/>
+                </m:rPr>
+                <m:t xml:space="preserve">40/5</m:t>
+              </m:r>
+            </m:sup>
+          </m:sSup>
+          <m:r>
+            <m:t xml:space="preserve"> = </m:t>
+          </m:r>
+          <m:sSup>
+            <m:e>
+              <m:r>
+                <m:rPr>
+                  <m:sty m:val="i"/>
+                </m:rPr>
+                <m:t xml:space="preserve">a</m:t>
+              </m:r>
+            </m:e>
+            <m:sup>
+              <m:r>
+                <m:rPr>
+                  <m:sty m:val="i"/>
+                </m:rPr>
+                <m:t xml:space="preserve">8</m:t>
+              </m:r>
+            </m:sup>
+          </m:sSup>
+          <m:r>
+            <m:t xml:space="preserve"> ≢ 1 (mod 41)</m:t>
+          </m:r>
+        </m:oMath>
+      </m:oMathPara>
     </w:p>
     <w:p>
       <w:pPr>
@@ -631,8 +2274,297 @@
           <w:rFonts w:ascii="Times New Roman" w:hAnsi="Times New Roman"/>
           <w:sz w:val="28"/>
         </w:rPr>
-        <w:t>a = 2: 2⁸ mod 41 = 256 mod 41 = 10; 2²⁰ mod 41 = 1 → отвергаем.</w:t>
-      </w:r>
+        <w:t>Перебираем кандидаты:</w:t>
+      </w:r>
+    </w:p>
+    <w:p>
+      <w:pPr>
+        <w:spacing w:before="120" w:after="120"/>
+        <w:ind w:firstLine="0"/>
+        <w:jc w:val="center"/>
+      </w:pPr>
+      <m:oMathPara>
+        <m:oMathParaPr>
+          <m:jc m:val="center"/>
+        </m:oMathParaPr>
+        <m:oMath>
+          <m:r>
+            <m:rPr>
+              <m:sty m:val="i"/>
+            </m:rPr>
+            <m:t xml:space="preserve">a = 2:  </m:t>
+          </m:r>
+          <m:sSup>
+            <m:e>
+              <m:r>
+                <m:rPr>
+                  <m:sty m:val="i"/>
+                </m:rPr>
+                <m:t xml:space="preserve">2</m:t>
+              </m:r>
+            </m:e>
+            <m:sup>
+              <m:r>
+                <m:rPr>
+                  <m:sty m:val="i"/>
+                </m:rPr>
+                <m:t xml:space="preserve">8</m:t>
+              </m:r>
+            </m:sup>
+          </m:sSup>
+          <m:r>
+            <m:t xml:space="preserve"> = 256 ≡ 10 (mod 41); </m:t>
+          </m:r>
+          <m:sSup>
+            <m:e>
+              <m:r>
+                <m:rPr>
+                  <m:sty m:val="i"/>
+                </m:rPr>
+                <m:t xml:space="preserve">2</m:t>
+              </m:r>
+            </m:e>
+            <m:sup>
+              <m:r>
+                <m:rPr>
+                  <m:sty m:val="i"/>
+                </m:rPr>
+                <m:t xml:space="preserve">20</m:t>
+              </m:r>
+            </m:sup>
+          </m:sSup>
+          <m:r>
+            <m:t xml:space="preserve"> ≡ 1 (mod 41)  → отвергаем</m:t>
+          </m:r>
+        </m:oMath>
+      </m:oMathPara>
+    </w:p>
+    <w:p>
+      <w:pPr>
+        <w:spacing w:before="120" w:after="120"/>
+        <w:ind w:firstLine="0"/>
+        <w:jc w:val="center"/>
+      </w:pPr>
+      <m:oMathPara>
+        <m:oMathParaPr>
+          <m:jc m:val="center"/>
+        </m:oMathParaPr>
+        <m:oMath>
+          <m:r>
+            <m:rPr>
+              <m:sty m:val="i"/>
+            </m:rPr>
+            <m:t xml:space="preserve">a = 3:  </m:t>
+          </m:r>
+          <m:sSup>
+            <m:e>
+              <m:r>
+                <m:rPr>
+                  <m:sty m:val="i"/>
+                </m:rPr>
+                <m:t xml:space="preserve">3</m:t>
+              </m:r>
+            </m:e>
+            <m:sup>
+              <m:r>
+                <m:rPr>
+                  <m:sty m:val="i"/>
+                </m:rPr>
+                <m:t xml:space="preserve">8</m:t>
+              </m:r>
+            </m:sup>
+          </m:sSup>
+          <m:r>
+            <m:t xml:space="preserve"> = 6561 ≡ 1 (mod 41)  → отвергаем</m:t>
+          </m:r>
+        </m:oMath>
+      </m:oMathPara>
+    </w:p>
+    <w:p>
+      <w:pPr>
+        <w:spacing w:before="120" w:after="120"/>
+        <w:ind w:firstLine="0"/>
+        <w:jc w:val="center"/>
+      </w:pPr>
+      <m:oMathPara>
+        <m:oMathParaPr>
+          <m:jc m:val="center"/>
+        </m:oMathParaPr>
+        <m:oMath>
+          <m:r>
+            <m:rPr>
+              <m:sty m:val="i"/>
+            </m:rPr>
+            <m:t xml:space="preserve">a = 4:  </m:t>
+          </m:r>
+          <m:sSup>
+            <m:e>
+              <m:r>
+                <m:rPr>
+                  <m:sty m:val="i"/>
+                </m:rPr>
+                <m:t xml:space="preserve">4</m:t>
+              </m:r>
+            </m:e>
+            <m:sup>
+              <m:r>
+                <m:rPr>
+                  <m:sty m:val="i"/>
+                </m:rPr>
+                <m:t xml:space="preserve">8</m:t>
+              </m:r>
+            </m:sup>
+          </m:sSup>
+          <m:r>
+            <m:t xml:space="preserve"> ≡ 18 ≠ 1; </m:t>
+          </m:r>
+          <m:sSup>
+            <m:e>
+              <m:r>
+                <m:rPr>
+                  <m:sty m:val="i"/>
+                </m:rPr>
+                <m:t xml:space="preserve">4</m:t>
+              </m:r>
+            </m:e>
+            <m:sup>
+              <m:r>
+                <m:rPr>
+                  <m:sty m:val="i"/>
+                </m:rPr>
+                <m:t xml:space="preserve">20</m:t>
+              </m:r>
+            </m:sup>
+          </m:sSup>
+          <m:r>
+            <m:t xml:space="preserve"> ≡ 1  → отвергаем</m:t>
+          </m:r>
+        </m:oMath>
+      </m:oMathPara>
+    </w:p>
+    <w:p>
+      <w:pPr>
+        <w:spacing w:before="120" w:after="120"/>
+        <w:ind w:firstLine="0"/>
+        <w:jc w:val="center"/>
+      </w:pPr>
+      <m:oMathPara>
+        <m:oMathParaPr>
+          <m:jc m:val="center"/>
+        </m:oMathParaPr>
+        <m:oMath>
+          <m:r>
+            <m:rPr>
+              <m:sty m:val="i"/>
+            </m:rPr>
+            <m:t xml:space="preserve">a = 5:  </m:t>
+          </m:r>
+          <m:sSup>
+            <m:e>
+              <m:r>
+                <m:rPr>
+                  <m:sty m:val="i"/>
+                </m:rPr>
+                <m:t xml:space="preserve">5</m:t>
+              </m:r>
+            </m:e>
+            <m:sup>
+              <m:r>
+                <m:rPr>
+                  <m:sty m:val="i"/>
+                </m:rPr>
+                <m:t xml:space="preserve">8</m:t>
+              </m:r>
+            </m:sup>
+          </m:sSup>
+          <m:r>
+            <m:t xml:space="preserve"> ≡ 18 ≠ 1; </m:t>
+          </m:r>
+          <m:sSup>
+            <m:e>
+              <m:r>
+                <m:rPr>
+                  <m:sty m:val="i"/>
+                </m:rPr>
+                <m:t xml:space="preserve">5</m:t>
+              </m:r>
+            </m:e>
+            <m:sup>
+              <m:r>
+                <m:rPr>
+                  <m:sty m:val="i"/>
+                </m:rPr>
+                <m:t xml:space="preserve">20</m:t>
+              </m:r>
+            </m:sup>
+          </m:sSup>
+          <m:r>
+            <m:t xml:space="preserve"> ≡ 1  → отвергаем</m:t>
+          </m:r>
+        </m:oMath>
+      </m:oMathPara>
+    </w:p>
+    <w:p>
+      <w:pPr>
+        <w:spacing w:before="120" w:after="120"/>
+        <w:ind w:firstLine="0"/>
+        <w:jc w:val="center"/>
+      </w:pPr>
+      <m:oMathPara>
+        <m:oMathParaPr>
+          <m:jc m:val="center"/>
+        </m:oMathParaPr>
+        <m:oMath>
+          <m:r>
+            <m:rPr>
+              <m:sty m:val="i"/>
+            </m:rPr>
+            <m:t xml:space="preserve">a = 6:  </m:t>
+          </m:r>
+          <m:sSup>
+            <m:e>
+              <m:r>
+                <m:rPr>
+                  <m:sty m:val="i"/>
+                </m:rPr>
+                <m:t xml:space="preserve">6</m:t>
+              </m:r>
+            </m:e>
+            <m:sup>
+              <m:r>
+                <m:rPr>
+                  <m:sty m:val="i"/>
+                </m:rPr>
+                <m:t xml:space="preserve">8</m:t>
+              </m:r>
+            </m:sup>
+          </m:sSup>
+          <m:r>
+            <m:t xml:space="preserve"> ≡ 10 ≠ 1; </m:t>
+          </m:r>
+          <m:sSup>
+            <m:e>
+              <m:r>
+                <m:rPr>
+                  <m:sty m:val="i"/>
+                </m:rPr>
+                <m:t xml:space="preserve">6</m:t>
+              </m:r>
+            </m:e>
+            <m:sup>
+              <m:r>
+                <m:rPr>
+                  <m:sty m:val="i"/>
+                </m:rPr>
+                <m:t xml:space="preserve">20</m:t>
+              </m:r>
+            </m:sup>
+          </m:sSup>
+          <m:r>
+            <m:t xml:space="preserve"> ≡ 40 ≠ 1  → принимаем</m:t>
+          </m:r>
+        </m:oMath>
+      </m:oMathPara>
     </w:p>
     <w:p>
       <w:pPr>
@@ -644,46 +2576,7 @@
           <w:rFonts w:ascii="Times New Roman" w:hAnsi="Times New Roman"/>
           <w:sz w:val="28"/>
         </w:rPr>
-        <w:t>a = 3: 3⁸ mod 41 = 6561 mod 41 = 1 → отвергаем.</w:t>
-      </w:r>
-    </w:p>
-    <w:p>
-      <w:pPr>
-        <w:ind w:firstLine="0"/>
-        <w:jc w:val="both"/>
-      </w:pPr>
-      <w:r>
-        <w:rPr>
-          <w:rFonts w:ascii="Times New Roman" w:hAnsi="Times New Roman"/>
-          <w:sz w:val="28"/>
-        </w:rPr>
-        <w:t>a = 4: 4⁸ mod 41 = (2⁸)² mod 41 = 10² mod 41 = 18 ≠ 1; 4²⁰ mod 41 = 1 → отвергаем.</w:t>
-      </w:r>
-    </w:p>
-    <w:p>
-      <w:pPr>
-        <w:ind w:firstLine="0"/>
-        <w:jc w:val="both"/>
-      </w:pPr>
-      <w:r>
-        <w:rPr>
-          <w:rFonts w:ascii="Times New Roman" w:hAnsi="Times New Roman"/>
-          <w:sz w:val="28"/>
-        </w:rPr>
-        <w:t>a = 5: 5⁸ mod 41 = 390625 mod 41 = 18 ≠ 1; 5²⁰ mod 41 = 1 → отвергаем.</w:t>
-      </w:r>
-    </w:p>
-    <w:p>
-      <w:pPr>
-        <w:ind w:firstLine="0"/>
-        <w:jc w:val="both"/>
-      </w:pPr>
-      <w:r>
-        <w:rPr>
-          <w:rFonts w:ascii="Times New Roman" w:hAnsi="Times New Roman"/>
-          <w:sz w:val="28"/>
-        </w:rPr>
-        <w:t>a = 6: 6⁸ mod 41 = (2·3)⁸ = 2⁸·3⁸ mod 41 = 10 · 1 = 10 ≠ 1; 6²⁰ mod 41 = (10)·… ≠ 1 (проверяется аналогично). Итог: 6 — наименьший первообразный корень по mod 41 ✓.</w:t>
+        <w:t>Итог: g = 6 — наименьший первообразный корень по модулю 41. ✓</w:t>
       </w:r>
     </w:p>
     <w:p>
@@ -711,8 +2604,52 @@
           <w:rFonts w:ascii="Times New Roman" w:hAnsi="Times New Roman"/>
           <w:sz w:val="28"/>
         </w:rPr>
-        <w:t>Проверяем p = 23. p − 1 = 22 = 2¹ · 11, то есть b = 1, m = 11. Возьмём случайного свидетеля a = 5.</w:t>
-      </w:r>
+        <w:t>Проверим простоту p = 23 тестом Рабина-Миллера.</w:t>
+      </w:r>
+    </w:p>
+    <w:p>
+      <w:pPr>
+        <w:spacing w:before="120" w:after="120"/>
+        <w:ind w:firstLine="0"/>
+        <w:jc w:val="center"/>
+      </w:pPr>
+      <m:oMathPara>
+        <m:oMathParaPr>
+          <m:jc m:val="center"/>
+        </m:oMathParaPr>
+        <m:oMath>
+          <m:r>
+            <m:rPr>
+              <m:sty m:val="i"/>
+            </m:rPr>
+            <m:t xml:space="preserve">p − 1 = 22 = </m:t>
+          </m:r>
+          <m:sSup>
+            <m:e>
+              <m:r>
+                <m:rPr>
+                  <m:sty m:val="i"/>
+                </m:rPr>
+                <m:t xml:space="preserve">2</m:t>
+              </m:r>
+            </m:e>
+            <m:sup>
+              <m:r>
+                <m:rPr>
+                  <m:sty m:val="i"/>
+                </m:rPr>
+                <m:t xml:space="preserve">1</m:t>
+              </m:r>
+            </m:sup>
+          </m:sSup>
+          <m:r>
+            <m:t xml:space="preserve"> · 11</m:t>
+          </m:r>
+          <m:r>
+            <m:t xml:space="preserve">,   откуда b = 1, m = 11</m:t>
+          </m:r>
+        </m:oMath>
+      </m:oMathPara>
     </w:p>
     <w:p>
       <w:pPr>
@@ -724,8 +2661,252 @@
           <w:rFonts w:ascii="Times New Roman" w:hAnsi="Times New Roman"/>
           <w:sz w:val="28"/>
         </w:rPr>
-        <w:t>z = a^m mod p = 5¹¹ mod 23. Считаем: 5² = 25 mod 23 = 2; 5⁴ = 4; 5⁸ = 16; 5¹¹ = 5⁸ · 5² · 5 = 16 · 2 · 5 = 160 mod 23 = 22. Получили z = 22 = p − 1 ⇒ тест с этим свидетелем пройден.</w:t>
-      </w:r>
+        <w:t>Раунд 1: случайный свидетель a = 5.</w:t>
+      </w:r>
+    </w:p>
+    <w:p>
+      <w:pPr>
+        <w:spacing w:before="120" w:after="120"/>
+        <w:ind w:firstLine="0"/>
+        <w:jc w:val="center"/>
+      </w:pPr>
+      <m:oMathPara>
+        <m:oMathParaPr>
+          <m:jc m:val="center"/>
+        </m:oMathParaPr>
+        <m:oMath>
+          <m:r>
+            <m:rPr>
+              <m:sty m:val="i"/>
+            </m:rPr>
+            <m:t xml:space="preserve">z = </m:t>
+          </m:r>
+          <m:sSup>
+            <m:e>
+              <m:r>
+                <m:rPr>
+                  <m:sty m:val="i"/>
+                </m:rPr>
+                <m:t xml:space="preserve">a</m:t>
+              </m:r>
+            </m:e>
+            <m:sup>
+              <m:r>
+                <m:rPr>
+                  <m:sty m:val="i"/>
+                </m:rPr>
+                <m:t xml:space="preserve">m</m:t>
+              </m:r>
+            </m:sup>
+          </m:sSup>
+          <m:r>
+            <m:t xml:space="preserve"> mod p = </m:t>
+          </m:r>
+          <m:sSup>
+            <m:e>
+              <m:r>
+                <m:rPr>
+                  <m:sty m:val="i"/>
+                </m:rPr>
+                <m:t xml:space="preserve">5</m:t>
+              </m:r>
+            </m:e>
+            <m:sup>
+              <m:r>
+                <m:rPr>
+                  <m:sty m:val="i"/>
+                </m:rPr>
+                <m:t xml:space="preserve">11</m:t>
+              </m:r>
+            </m:sup>
+          </m:sSup>
+          <m:r>
+            <m:t xml:space="preserve"> mod 23</m:t>
+          </m:r>
+        </m:oMath>
+      </m:oMathPara>
+    </w:p>
+    <w:p>
+      <w:pPr>
+        <w:spacing w:before="120" w:after="120"/>
+        <w:ind w:firstLine="0"/>
+        <w:jc w:val="center"/>
+      </w:pPr>
+      <m:oMathPara>
+        <m:oMathParaPr>
+          <m:jc m:val="center"/>
+        </m:oMathParaPr>
+        <m:oMath>
+          <m:sSup>
+            <m:e>
+              <m:r>
+                <m:rPr>
+                  <m:sty m:val="i"/>
+                </m:rPr>
+                <m:t xml:space="preserve">5</m:t>
+              </m:r>
+            </m:e>
+            <m:sup>
+              <m:r>
+                <m:rPr>
+                  <m:sty m:val="i"/>
+                </m:rPr>
+                <m:t xml:space="preserve">2</m:t>
+              </m:r>
+            </m:sup>
+          </m:sSup>
+          <m:r>
+            <m:t xml:space="preserve"> = 25 ≡ 2 (mod 23)</m:t>
+          </m:r>
+        </m:oMath>
+      </m:oMathPara>
+    </w:p>
+    <w:p>
+      <w:pPr>
+        <w:spacing w:before="120" w:after="120"/>
+        <w:ind w:firstLine="0"/>
+        <w:jc w:val="center"/>
+      </w:pPr>
+      <m:oMathPara>
+        <m:oMathParaPr>
+          <m:jc m:val="center"/>
+        </m:oMathParaPr>
+        <m:oMath>
+          <m:sSup>
+            <m:e>
+              <m:r>
+                <m:rPr>
+                  <m:sty m:val="i"/>
+                </m:rPr>
+                <m:t xml:space="preserve">5</m:t>
+              </m:r>
+            </m:e>
+            <m:sup>
+              <m:r>
+                <m:rPr>
+                  <m:sty m:val="i"/>
+                </m:rPr>
+                <m:t xml:space="preserve">4</m:t>
+              </m:r>
+            </m:sup>
+          </m:sSup>
+          <m:r>
+            <m:t xml:space="preserve"> ≡ 4 (mod 23)</m:t>
+          </m:r>
+        </m:oMath>
+      </m:oMathPara>
+    </w:p>
+    <w:p>
+      <w:pPr>
+        <w:spacing w:before="120" w:after="120"/>
+        <w:ind w:firstLine="0"/>
+        <w:jc w:val="center"/>
+      </w:pPr>
+      <m:oMathPara>
+        <m:oMathParaPr>
+          <m:jc m:val="center"/>
+        </m:oMathParaPr>
+        <m:oMath>
+          <m:sSup>
+            <m:e>
+              <m:r>
+                <m:rPr>
+                  <m:sty m:val="i"/>
+                </m:rPr>
+                <m:t xml:space="preserve">5</m:t>
+              </m:r>
+            </m:e>
+            <m:sup>
+              <m:r>
+                <m:rPr>
+                  <m:sty m:val="i"/>
+                </m:rPr>
+                <m:t xml:space="preserve">8</m:t>
+              </m:r>
+            </m:sup>
+          </m:sSup>
+          <m:r>
+            <m:t xml:space="preserve"> ≡ 16 (mod 23)</m:t>
+          </m:r>
+        </m:oMath>
+      </m:oMathPara>
+    </w:p>
+    <w:p>
+      <w:pPr>
+        <w:spacing w:before="120" w:after="120"/>
+        <w:ind w:firstLine="0"/>
+        <w:jc w:val="center"/>
+      </w:pPr>
+      <m:oMathPara>
+        <m:oMathParaPr>
+          <m:jc m:val="center"/>
+        </m:oMathParaPr>
+        <m:oMath>
+          <m:sSup>
+            <m:e>
+              <m:r>
+                <m:rPr>
+                  <m:sty m:val="i"/>
+                </m:rPr>
+                <m:t xml:space="preserve">5</m:t>
+              </m:r>
+            </m:e>
+            <m:sup>
+              <m:r>
+                <m:rPr>
+                  <m:sty m:val="i"/>
+                </m:rPr>
+                <m:t xml:space="preserve">11</m:t>
+              </m:r>
+            </m:sup>
+          </m:sSup>
+          <m:r>
+            <m:t xml:space="preserve"> = </m:t>
+          </m:r>
+          <m:sSup>
+            <m:e>
+              <m:r>
+                <m:rPr>
+                  <m:sty m:val="i"/>
+                </m:rPr>
+                <m:t xml:space="preserve">5</m:t>
+              </m:r>
+            </m:e>
+            <m:sup>
+              <m:r>
+                <m:rPr>
+                  <m:sty m:val="i"/>
+                </m:rPr>
+                <m:t xml:space="preserve">8</m:t>
+              </m:r>
+            </m:sup>
+          </m:sSup>
+          <m:r>
+            <m:t xml:space="preserve"> · </m:t>
+          </m:r>
+          <m:sSup>
+            <m:e>
+              <m:r>
+                <m:rPr>
+                  <m:sty m:val="i"/>
+                </m:rPr>
+                <m:t xml:space="preserve">5</m:t>
+              </m:r>
+            </m:e>
+            <m:sup>
+              <m:r>
+                <m:rPr>
+                  <m:sty m:val="i"/>
+                </m:rPr>
+                <m:t xml:space="preserve">2</m:t>
+              </m:r>
+            </m:sup>
+          </m:sSup>
+          <m:r>
+            <m:t xml:space="preserve"> · 5 = 16 · 2 · 5 = 160 ≡ 22 ≡ p − 1 (mod 23)</m:t>
+          </m:r>
+        </m:oMath>
+      </m:oMathPara>
     </w:p>
     <w:p>
       <w:pPr>
@@ -737,7 +2918,7 @@
           <w:rFonts w:ascii="Times New Roman" w:hAnsi="Times New Roman"/>
           <w:sz w:val="28"/>
         </w:rPr>
-        <w:t>Возьмём ещё свидетеля a = 7. z = 7¹¹ mod 23 = ? 7² = 49 mod 23 = 3; 7⁴ = 9; 7⁸ = 81 mod 23 = 12; 7¹¹ = 7⁸ · 7² · 7 = 12 · 3 · 7 = 252 mod 23 = 22 = p − 1 ⇒ тест пройден.</w:t>
+        <w:t>z = p − 1 ⇒ тест пройден.</w:t>
       </w:r>
     </w:p>
     <w:p>
@@ -750,7 +2931,280 @@
           <w:rFonts w:ascii="Times New Roman" w:hAnsi="Times New Roman"/>
           <w:sz w:val="28"/>
         </w:rPr>
-        <w:t>После t = 8 успешных раундов с разными a вероятность ошибки ≤ (1/4)⁸ ≈ 1.5·10⁻⁵, поэтому считаем p = 23 простым (что верно — 23 действительно простое).</w:t>
+        <w:t>Раунд 2: случайный свидетель a = 7.</w:t>
+      </w:r>
+    </w:p>
+    <w:p>
+      <w:pPr>
+        <w:spacing w:before="120" w:after="120"/>
+        <w:ind w:firstLine="0"/>
+        <w:jc w:val="center"/>
+      </w:pPr>
+      <m:oMathPara>
+        <m:oMathParaPr>
+          <m:jc m:val="center"/>
+        </m:oMathParaPr>
+        <m:oMath>
+          <m:sSup>
+            <m:e>
+              <m:r>
+                <m:rPr>
+                  <m:sty m:val="i"/>
+                </m:rPr>
+                <m:t xml:space="preserve">7</m:t>
+              </m:r>
+            </m:e>
+            <m:sup>
+              <m:r>
+                <m:rPr>
+                  <m:sty m:val="i"/>
+                </m:rPr>
+                <m:t xml:space="preserve">2</m:t>
+              </m:r>
+            </m:sup>
+          </m:sSup>
+          <m:r>
+            <m:t xml:space="preserve"> = 49 ≡ 3 (mod 23)</m:t>
+          </m:r>
+        </m:oMath>
+      </m:oMathPara>
+    </w:p>
+    <w:p>
+      <w:pPr>
+        <w:spacing w:before="120" w:after="120"/>
+        <w:ind w:firstLine="0"/>
+        <w:jc w:val="center"/>
+      </w:pPr>
+      <m:oMathPara>
+        <m:oMathParaPr>
+          <m:jc m:val="center"/>
+        </m:oMathParaPr>
+        <m:oMath>
+          <m:sSup>
+            <m:e>
+              <m:r>
+                <m:rPr>
+                  <m:sty m:val="i"/>
+                </m:rPr>
+                <m:t xml:space="preserve">7</m:t>
+              </m:r>
+            </m:e>
+            <m:sup>
+              <m:r>
+                <m:rPr>
+                  <m:sty m:val="i"/>
+                </m:rPr>
+                <m:t xml:space="preserve">4</m:t>
+              </m:r>
+            </m:sup>
+          </m:sSup>
+          <m:r>
+            <m:t xml:space="preserve"> ≡ 9 (mod 23)</m:t>
+          </m:r>
+        </m:oMath>
+      </m:oMathPara>
+    </w:p>
+    <w:p>
+      <w:pPr>
+        <w:spacing w:before="120" w:after="120"/>
+        <w:ind w:firstLine="0"/>
+        <w:jc w:val="center"/>
+      </w:pPr>
+      <m:oMathPara>
+        <m:oMathParaPr>
+          <m:jc m:val="center"/>
+        </m:oMathParaPr>
+        <m:oMath>
+          <m:sSup>
+            <m:e>
+              <m:r>
+                <m:rPr>
+                  <m:sty m:val="i"/>
+                </m:rPr>
+                <m:t xml:space="preserve">7</m:t>
+              </m:r>
+            </m:e>
+            <m:sup>
+              <m:r>
+                <m:rPr>
+                  <m:sty m:val="i"/>
+                </m:rPr>
+                <m:t xml:space="preserve">8</m:t>
+              </m:r>
+            </m:sup>
+          </m:sSup>
+          <m:r>
+            <m:t xml:space="preserve"> = 81 ≡ 12 (mod 23)</m:t>
+          </m:r>
+        </m:oMath>
+      </m:oMathPara>
+    </w:p>
+    <w:p>
+      <w:pPr>
+        <w:spacing w:before="120" w:after="120"/>
+        <w:ind w:firstLine="0"/>
+        <w:jc w:val="center"/>
+      </w:pPr>
+      <m:oMathPara>
+        <m:oMathParaPr>
+          <m:jc m:val="center"/>
+        </m:oMathParaPr>
+        <m:oMath>
+          <m:sSup>
+            <m:e>
+              <m:r>
+                <m:rPr>
+                  <m:sty m:val="i"/>
+                </m:rPr>
+                <m:t xml:space="preserve">7</m:t>
+              </m:r>
+            </m:e>
+            <m:sup>
+              <m:r>
+                <m:rPr>
+                  <m:sty m:val="i"/>
+                </m:rPr>
+                <m:t xml:space="preserve">11</m:t>
+              </m:r>
+            </m:sup>
+          </m:sSup>
+          <m:r>
+            <m:t xml:space="preserve"> = </m:t>
+          </m:r>
+          <m:sSup>
+            <m:e>
+              <m:r>
+                <m:rPr>
+                  <m:sty m:val="i"/>
+                </m:rPr>
+                <m:t xml:space="preserve">7</m:t>
+              </m:r>
+            </m:e>
+            <m:sup>
+              <m:r>
+                <m:rPr>
+                  <m:sty m:val="i"/>
+                </m:rPr>
+                <m:t xml:space="preserve">8</m:t>
+              </m:r>
+            </m:sup>
+          </m:sSup>
+          <m:r>
+            <m:t xml:space="preserve"> · </m:t>
+          </m:r>
+          <m:sSup>
+            <m:e>
+              <m:r>
+                <m:rPr>
+                  <m:sty m:val="i"/>
+                </m:rPr>
+                <m:t xml:space="preserve">7</m:t>
+              </m:r>
+            </m:e>
+            <m:sup>
+              <m:r>
+                <m:rPr>
+                  <m:sty m:val="i"/>
+                </m:rPr>
+                <m:t xml:space="preserve">2</m:t>
+              </m:r>
+            </m:sup>
+          </m:sSup>
+          <m:r>
+            <m:t xml:space="preserve"> · 7 = 12 · 3 · 7 = 252 ≡ 22 ≡ p − 1 (mod 23)</m:t>
+          </m:r>
+        </m:oMath>
+      </m:oMathPara>
+    </w:p>
+    <w:p>
+      <w:pPr>
+        <w:ind w:firstLine="0"/>
+        <w:jc w:val="both"/>
+      </w:pPr>
+      <w:r>
+        <w:rPr>
+          <w:rFonts w:ascii="Times New Roman" w:hAnsi="Times New Roman"/>
+          <w:sz w:val="28"/>
+        </w:rPr>
+        <w:t>z = p − 1 ⇒ тест пройден.</w:t>
+      </w:r>
+    </w:p>
+    <w:p>
+      <w:pPr>
+        <w:jc w:val="both"/>
+      </w:pPr>
+      <w:r>
+        <w:rPr>
+          <w:rFonts w:ascii="Times New Roman" w:hAnsi="Times New Roman"/>
+          <w:sz w:val="28"/>
+        </w:rPr>
+        <w:t>После t = 8 успешных раундов с различными свидетелями вероятность принять составное за простое не превышает:</w:t>
+      </w:r>
+    </w:p>
+    <w:p>
+      <w:pPr>
+        <w:spacing w:before="120" w:after="120"/>
+        <w:ind w:firstLine="0"/>
+        <w:jc w:val="center"/>
+      </w:pPr>
+      <m:oMathPara>
+        <m:oMathParaPr>
+          <m:jc m:val="center"/>
+        </m:oMathParaPr>
+        <m:oMath>
+          <m:sSup>
+            <m:e>
+              <m:r>
+                <m:rPr>
+                  <m:sty m:val="i"/>
+                </m:rPr>
+                <m:t xml:space="preserve">(1/4)</m:t>
+              </m:r>
+            </m:e>
+            <m:sup>
+              <m:r>
+                <m:rPr>
+                  <m:sty m:val="i"/>
+                </m:rPr>
+                <m:t xml:space="preserve">8</m:t>
+              </m:r>
+            </m:sup>
+          </m:sSup>
+          <m:r>
+            <m:t xml:space="preserve"> ≈ 1.5 · </m:t>
+          </m:r>
+          <m:sSup>
+            <m:e>
+              <m:r>
+                <m:rPr>
+                  <m:sty m:val="i"/>
+                </m:rPr>
+                <m:t xml:space="preserve">10</m:t>
+              </m:r>
+            </m:e>
+            <m:sup>
+              <m:r>
+                <m:rPr>
+                  <m:sty m:val="i"/>
+                </m:rPr>
+                <m:t xml:space="preserve">−5</m:t>
+              </m:r>
+            </m:sup>
+          </m:sSup>
+        </m:oMath>
+      </m:oMathPara>
+    </w:p>
+    <w:p>
+      <w:pPr>
+        <w:ind w:firstLine="0"/>
+        <w:jc w:val="both"/>
+      </w:pPr>
+      <w:r>
+        <w:rPr>
+          <w:rFonts w:ascii="Times New Roman" w:hAnsi="Times New Roman"/>
+          <w:sz w:val="28"/>
+        </w:rPr>
+        <w:t>Следовательно, p = 23 считается простым (что верно).</w:t>
       </w:r>
     </w:p>
     <w:p>

--- a/cryptographic_protocols/docs/reports/lab_01_dh/Ковалев Д.П. ВКБ43 1 лаба.docx
+++ b/cryptographic_protocols/docs/reports/lab_01_dh/Ковалев Д.П. ВКБ43 1 лаба.docx
@@ -289,7 +289,7 @@
           <w:rFonts w:ascii="Times New Roman" w:hAnsi="Times New Roman"/>
           <w:b w:val="0"/>
         </w:rPr>
-        <w:t>Проверила:</w:t>
+        <w:t>Проверил:</w:t>
       </w:r>
     </w:p>
     <w:p>
@@ -303,7 +303,7 @@
           <w:rFonts w:ascii="Times New Roman" w:hAnsi="Times New Roman"/>
           <w:b w:val="0"/>
         </w:rPr>
-        <w:t>Дубровина А.С.</w:t>
+        <w:t>Драпей Ярослав Русланович</w:t>
       </w:r>
     </w:p>
     <w:p>
